--- a/Scenario.docx
+++ b/Scenario.docx
@@ -204,17 +204,7 @@
       </w:r>
       <w:r>
         <w:br/>
-        <w:t xml:space="preserve">Input: Stripe sends </w:t>
-      </w:r>
-      <w:proofErr w:type="spellStart"/>
-      <w:proofErr w:type="gramStart"/>
-      <w:r>
-        <w:t>charge.refunded</w:t>
-      </w:r>
-      <w:proofErr w:type="spellEnd"/>
-      <w:proofErr w:type="gramEnd"/>
-      <w:r>
-        <w:t xml:space="preserve"> webhook more than once.</w:t>
+        <w:t>Input: Stripe sends charge.refunded webhook more than once.</w:t>
       </w:r>
       <w:r>
         <w:br/>
@@ -239,6 +229,222 @@
         <w:br/>
         <w:t>Expected: API returns Stripe error, local bill and payment amounts stay unchanged.</w:t>
       </w:r>
+    </w:p>
+    <w:p/>
+    <w:p>
+      <w:pPr>
+        <w:rPr>
+          <w:color w:val="EE0000"/>
+        </w:rPr>
+      </w:pPr>
+    </w:p>
+    <w:p>
+      <w:pPr>
+        <w:rPr>
+          <w:color w:val="EE0000"/>
+        </w:rPr>
+      </w:pPr>
+      <w:r>
+        <w:rPr>
+          <w:color w:val="EE0000"/>
+        </w:rPr>
+        <w:t>Financial Dashboard</w:t>
+      </w:r>
+    </w:p>
+    <w:p>
+      <w:pPr>
+        <w:rPr>
+          <w:color w:val="EE0000"/>
+        </w:rPr>
+      </w:pPr>
+      <w:r>
+        <w:rPr>
+          <w:color w:val="EE0000"/>
+        </w:rPr>
+        <w:t>Comprehensive financial overview using cached data for performance</w:t>
+      </w:r>
+    </w:p>
+    <w:p>
+      <w:pPr>
+        <w:rPr>
+          <w:color w:val="EE0000"/>
+        </w:rPr>
+      </w:pPr>
+      <w:r>
+        <w:rPr>
+          <w:color w:val="EE0000"/>
+        </w:rPr>
+        <w:t>When U change Organization No Effect in Financial Dashboard</w:t>
+      </w:r>
+    </w:p>
+    <w:p>
+      <w:pPr>
+        <w:rPr>
+          <w:color w:val="EE0000"/>
+        </w:rPr>
+      </w:pPr>
+    </w:p>
+    <w:p>
+      <w:pPr>
+        <w:rPr>
+          <w:color w:val="EE0000"/>
+        </w:rPr>
+      </w:pPr>
+    </w:p>
+    <w:p>
+      <w:pPr>
+        <w:rPr>
+          <w:color w:val="EE0000"/>
+        </w:rPr>
+      </w:pPr>
+      <w:r>
+        <w:rPr>
+          <w:rFonts w:ascii="Segoe UI Emoji" w:hAnsi="Segoe UI Emoji" w:cs="Segoe UI Emoji"/>
+          <w:color w:val="EE0000"/>
+        </w:rPr>
+        <w:t>💰</w:t>
+      </w:r>
+      <w:r>
+        <w:rPr>
+          <w:color w:val="EE0000"/>
+        </w:rPr>
+        <w:t xml:space="preserve"> Loans Management</w:t>
+      </w:r>
+    </w:p>
+    <w:p>
+      <w:pPr>
+        <w:rPr>
+          <w:color w:val="EE0000"/>
+        </w:rPr>
+      </w:pPr>
+      <w:r>
+        <w:rPr>
+          <w:color w:val="EE0000"/>
+        </w:rPr>
+        <w:t>shinwari shop</w:t>
+      </w:r>
+    </w:p>
+    <w:p>
+      <w:pPr>
+        <w:rPr>
+          <w:color w:val="EE0000"/>
+        </w:rPr>
+      </w:pPr>
+      <w:r>
+        <w:rPr>
+          <w:color w:val="EE0000"/>
+        </w:rPr>
+        <w:t>Track Money Owed to You and Money You Owe</w:t>
+      </w:r>
+    </w:p>
+    <w:p>
+      <w:pPr>
+        <w:rPr>
+          <w:color w:val="EE0000"/>
+        </w:rPr>
+      </w:pPr>
+      <w:r>
+        <w:rPr>
+          <w:color w:val="EE0000"/>
+        </w:rPr>
+        <w:t xml:space="preserve">When U change Organization No Effect in </w:t>
+      </w:r>
+      <w:r>
+        <w:rPr>
+          <w:color w:val="EE0000"/>
+        </w:rPr>
+        <w:t>Loans</w:t>
+      </w:r>
+    </w:p>
+    <w:p>
+      <w:pPr>
+        <w:rPr>
+          <w:color w:val="EE0000"/>
+        </w:rPr>
+      </w:pPr>
+    </w:p>
+    <w:p>
+      <w:pPr>
+        <w:rPr>
+          <w:color w:val="EE0000"/>
+        </w:rPr>
+      </w:pPr>
+      <w:r>
+        <w:rPr>
+          <w:color w:val="EE0000"/>
+        </w:rPr>
+        <w:t xml:space="preserve">Check Ledger with at least 3 payments 3 receivement  2 purchase with no payment one purchase with payment </w:t>
+      </w:r>
+      <w:r>
+        <w:rPr>
+          <w:color w:val="EE0000"/>
+        </w:rPr>
+        <w:t xml:space="preserve">2 </w:t>
+      </w:r>
+      <w:r>
+        <w:rPr>
+          <w:color w:val="EE0000"/>
+        </w:rPr>
+        <w:t>selling</w:t>
+      </w:r>
+      <w:r>
+        <w:rPr>
+          <w:color w:val="EE0000"/>
+        </w:rPr>
+        <w:t xml:space="preserve"> with no payment one </w:t>
+      </w:r>
+      <w:r>
+        <w:rPr>
+          <w:color w:val="EE0000"/>
+        </w:rPr>
+        <w:t>selling</w:t>
+      </w:r>
+      <w:r>
+        <w:rPr>
+          <w:color w:val="EE0000"/>
+        </w:rPr>
+        <w:t xml:space="preserve"> with payment</w:t>
+      </w:r>
+    </w:p>
+    <w:p>
+      <w:pPr>
+        <w:rPr>
+          <w:color w:val="EE0000"/>
+        </w:rPr>
+      </w:pPr>
+    </w:p>
+    <w:p>
+      <w:pPr>
+        <w:rPr>
+          <w:color w:val="EE0000"/>
+        </w:rPr>
+      </w:pPr>
+      <w:r>
+        <w:rPr>
+          <w:color w:val="EE0000"/>
+        </w:rPr>
+        <w:t>Bill Management &amp; Analytics</w:t>
+      </w:r>
+    </w:p>
+    <w:p>
+      <w:pPr>
+        <w:rPr>
+          <w:color w:val="EE0000"/>
+        </w:rPr>
+      </w:pPr>
+      <w:r>
+        <w:rPr>
+          <w:color w:val="EE0000"/>
+        </w:rPr>
+        <w:t>Should be refactored</w:t>
+      </w:r>
+    </w:p>
+    <w:p>
+      <w:pPr>
+        <w:rPr>
+          <w:color w:val="EE0000"/>
+        </w:rPr>
+      </w:pPr>
     </w:p>
     <w:p/>
     <w:sectPr>
@@ -772,6 +978,7 @@
   <w:style w:type="paragraph" w:default="1" w:styleId="Normal">
     <w:name w:val="Normal"/>
     <w:qFormat/>
+    <w:rsid w:val="00F3179B"/>
   </w:style>
   <w:style w:type="paragraph" w:styleId="Heading1">
     <w:name w:val="heading 1"/>

--- a/Scenario.docx
+++ b/Scenario.docx
@@ -204,7 +204,17 @@
       </w:r>
       <w:r>
         <w:br/>
-        <w:t>Input: Stripe sends charge.refunded webhook more than once.</w:t>
+        <w:t xml:space="preserve">Input: Stripe sends </w:t>
+      </w:r>
+      <w:proofErr w:type="spellStart"/>
+      <w:proofErr w:type="gramStart"/>
+      <w:r>
+        <w:t>charge.refunded</w:t>
+      </w:r>
+      <w:proofErr w:type="spellEnd"/>
+      <w:proofErr w:type="gramEnd"/>
+      <w:r>
+        <w:t xml:space="preserve"> webhook more than once.</w:t>
       </w:r>
       <w:r>
         <w:br/>
@@ -317,11 +327,19 @@
           <w:color w:val="EE0000"/>
         </w:rPr>
       </w:pPr>
-      <w:r>
-        <w:rPr>
-          <w:color w:val="EE0000"/>
-        </w:rPr>
-        <w:t>shinwari shop</w:t>
+      <w:proofErr w:type="spellStart"/>
+      <w:r>
+        <w:rPr>
+          <w:color w:val="EE0000"/>
+        </w:rPr>
+        <w:t>shinwari</w:t>
+      </w:r>
+      <w:proofErr w:type="spellEnd"/>
+      <w:r>
+        <w:rPr>
+          <w:color w:val="EE0000"/>
+        </w:rPr>
+        <w:t xml:space="preserve"> shop</w:t>
       </w:r>
     </w:p>
     <w:p>
@@ -373,37 +391,29 @@
         <w:rPr>
           <w:color w:val="EE0000"/>
         </w:rPr>
-        <w:t xml:space="preserve">Check Ledger with at least 3 payments 3 receivement  2 purchase with no payment one purchase with payment </w:t>
-      </w:r>
-      <w:r>
-        <w:rPr>
-          <w:color w:val="EE0000"/>
-        </w:rPr>
-        <w:t xml:space="preserve">2 </w:t>
-      </w:r>
-      <w:r>
-        <w:rPr>
-          <w:color w:val="EE0000"/>
-        </w:rPr>
-        <w:t>selling</w:t>
-      </w:r>
-      <w:r>
-        <w:rPr>
-          <w:color w:val="EE0000"/>
-        </w:rPr>
-        <w:t xml:space="preserve"> with no payment one </w:t>
-      </w:r>
-      <w:r>
-        <w:rPr>
-          <w:color w:val="EE0000"/>
-        </w:rPr>
-        <w:t>selling</w:t>
-      </w:r>
-      <w:r>
-        <w:rPr>
-          <w:color w:val="EE0000"/>
-        </w:rPr>
-        <w:t xml:space="preserve"> with payment</w:t>
+        <w:t xml:space="preserve">Check Ledger with at least 3 payments 3 </w:t>
+      </w:r>
+      <w:proofErr w:type="spellStart"/>
+      <w:proofErr w:type="gramStart"/>
+      <w:r>
+        <w:rPr>
+          <w:color w:val="EE0000"/>
+        </w:rPr>
+        <w:t>receivement</w:t>
+      </w:r>
+      <w:proofErr w:type="spellEnd"/>
+      <w:r>
+        <w:rPr>
+          <w:color w:val="EE0000"/>
+        </w:rPr>
+        <w:t xml:space="preserve">  2</w:t>
+      </w:r>
+      <w:proofErr w:type="gramEnd"/>
+      <w:r>
+        <w:rPr>
+          <w:color w:val="EE0000"/>
+        </w:rPr>
+        <w:t xml:space="preserve"> purchase with no payment one purchase with payment 2 selling with no payment one selling with payment</w:t>
       </w:r>
     </w:p>
     <w:p>
@@ -437,6 +447,81 @@
           <w:color w:val="EE0000"/>
         </w:rPr>
         <w:t>Should be refactored</w:t>
+      </w:r>
+    </w:p>
+    <w:p>
+      <w:pPr>
+        <w:rPr>
+          <w:color w:val="EE0000"/>
+        </w:rPr>
+      </w:pPr>
+    </w:p>
+    <w:p>
+      <w:pPr>
+        <w:rPr>
+          <w:color w:val="EE0000"/>
+        </w:rPr>
+      </w:pPr>
+    </w:p>
+    <w:p>
+      <w:pPr>
+        <w:rPr>
+          <w:color w:val="EE0000"/>
+        </w:rPr>
+      </w:pPr>
+    </w:p>
+    <w:p>
+      <w:pPr>
+        <w:rPr>
+          <w:color w:val="EE0000"/>
+        </w:rPr>
+      </w:pPr>
+      <w:r>
+        <w:rPr>
+          <w:color w:val="EE0000"/>
+        </w:rPr>
+        <w:t>Our Financial Parts:</w:t>
+      </w:r>
+    </w:p>
+    <w:p>
+      <w:pPr>
+        <w:rPr>
+          <w:color w:val="EE0000"/>
+        </w:rPr>
+      </w:pPr>
+      <w:r>
+        <w:rPr>
+          <w:color w:val="EE0000"/>
+        </w:rPr>
+        <w:t xml:space="preserve">we are new to the system. in these days we have summarized our hard copy bills etc. totally we have started business from 1000000 </w:t>
+      </w:r>
+      <w:proofErr w:type="spellStart"/>
+      <w:r>
+        <w:rPr>
+          <w:color w:val="EE0000"/>
+        </w:rPr>
+        <w:t>afg</w:t>
+      </w:r>
+      <w:proofErr w:type="spellEnd"/>
+      <w:r>
+        <w:rPr>
+          <w:color w:val="EE0000"/>
+        </w:rPr>
+        <w:t xml:space="preserve"> , now our hand cash asset is 200000 , 800000 our stock items ,400000 we have in our market upon </w:t>
+      </w:r>
+      <w:proofErr w:type="spellStart"/>
+      <w:r>
+        <w:rPr>
+          <w:color w:val="EE0000"/>
+        </w:rPr>
+        <w:t>opposit</w:t>
+      </w:r>
+      <w:proofErr w:type="spellEnd"/>
+      <w:r>
+        <w:rPr>
+          <w:color w:val="EE0000"/>
+        </w:rPr>
+        <w:t xml:space="preserve"> shops and individuals, 100000 we are debt so we should pay to people,,100000 our total super market we paid to owner of the super market, 200000 we have expensed in our life.</w:t>
       </w:r>
     </w:p>
     <w:p>
@@ -1182,6 +1267,7 @@
   <w:style w:type="character" w:default="1" w:styleId="DefaultParagraphFont">
     <w:name w:val="Default Paragraph Font"/>
     <w:uiPriority w:val="1"/>
+    <w:semiHidden/>
     <w:unhideWhenUsed/>
   </w:style>
   <w:style w:type="table" w:default="1" w:styleId="TableNormal">

--- a/Scenario.docx
+++ b/Scenario.docx
@@ -239,6 +239,297 @@
         <w:br/>
         <w:t>Expected: API returns Stripe error, local bill and payment amounts stay unchanged.</w:t>
       </w:r>
+    </w:p>
+    <w:p/>
+    <w:p>
+      <w:pPr>
+        <w:rPr>
+          <w:color w:val="EE0000"/>
+        </w:rPr>
+      </w:pPr>
+    </w:p>
+    <w:p>
+      <w:pPr>
+        <w:rPr>
+          <w:color w:val="EE0000"/>
+        </w:rPr>
+      </w:pPr>
+      <w:r>
+        <w:rPr>
+          <w:color w:val="EE0000"/>
+        </w:rPr>
+        <w:t>Financial Dashboard</w:t>
+      </w:r>
+    </w:p>
+    <w:p>
+      <w:pPr>
+        <w:rPr>
+          <w:color w:val="EE0000"/>
+        </w:rPr>
+      </w:pPr>
+      <w:r>
+        <w:rPr>
+          <w:color w:val="EE0000"/>
+        </w:rPr>
+        <w:t>Comprehensive financial overview using cached data for performance</w:t>
+      </w:r>
+    </w:p>
+    <w:p>
+      <w:pPr>
+        <w:rPr>
+          <w:color w:val="EE0000"/>
+        </w:rPr>
+      </w:pPr>
+      <w:r>
+        <w:rPr>
+          <w:color w:val="EE0000"/>
+        </w:rPr>
+        <w:t>When U change Organization No Effect in Financial Dashboard</w:t>
+      </w:r>
+    </w:p>
+    <w:p>
+      <w:pPr>
+        <w:rPr>
+          <w:color w:val="EE0000"/>
+        </w:rPr>
+      </w:pPr>
+    </w:p>
+    <w:p>
+      <w:pPr>
+        <w:rPr>
+          <w:color w:val="EE0000"/>
+        </w:rPr>
+      </w:pPr>
+    </w:p>
+    <w:p>
+      <w:pPr>
+        <w:rPr>
+          <w:color w:val="EE0000"/>
+        </w:rPr>
+      </w:pPr>
+      <w:r>
+        <w:rPr>
+          <w:rFonts w:ascii="Segoe UI Emoji" w:hAnsi="Segoe UI Emoji" w:cs="Segoe UI Emoji"/>
+          <w:color w:val="EE0000"/>
+        </w:rPr>
+        <w:t>💰</w:t>
+      </w:r>
+      <w:r>
+        <w:rPr>
+          <w:color w:val="EE0000"/>
+        </w:rPr>
+        <w:t xml:space="preserve"> Loans Management</w:t>
+      </w:r>
+    </w:p>
+    <w:p>
+      <w:pPr>
+        <w:rPr>
+          <w:color w:val="EE0000"/>
+        </w:rPr>
+      </w:pPr>
+      <w:proofErr w:type="spellStart"/>
+      <w:r>
+        <w:rPr>
+          <w:color w:val="EE0000"/>
+        </w:rPr>
+        <w:t>shinwari</w:t>
+      </w:r>
+      <w:proofErr w:type="spellEnd"/>
+      <w:r>
+        <w:rPr>
+          <w:color w:val="EE0000"/>
+        </w:rPr>
+        <w:t xml:space="preserve"> shop</w:t>
+      </w:r>
+    </w:p>
+    <w:p>
+      <w:pPr>
+        <w:rPr>
+          <w:color w:val="EE0000"/>
+        </w:rPr>
+      </w:pPr>
+      <w:r>
+        <w:rPr>
+          <w:color w:val="EE0000"/>
+        </w:rPr>
+        <w:t>Track Money Owed to You and Money You Owe</w:t>
+      </w:r>
+    </w:p>
+    <w:p>
+      <w:pPr>
+        <w:rPr>
+          <w:color w:val="EE0000"/>
+        </w:rPr>
+      </w:pPr>
+      <w:r>
+        <w:rPr>
+          <w:color w:val="EE0000"/>
+        </w:rPr>
+        <w:t xml:space="preserve">When U change Organization No Effect in </w:t>
+      </w:r>
+      <w:r>
+        <w:rPr>
+          <w:color w:val="EE0000"/>
+        </w:rPr>
+        <w:t>Loans</w:t>
+      </w:r>
+    </w:p>
+    <w:p>
+      <w:pPr>
+        <w:rPr>
+          <w:color w:val="EE0000"/>
+        </w:rPr>
+      </w:pPr>
+    </w:p>
+    <w:p>
+      <w:pPr>
+        <w:rPr>
+          <w:color w:val="EE0000"/>
+        </w:rPr>
+      </w:pPr>
+      <w:r>
+        <w:rPr>
+          <w:color w:val="EE0000"/>
+        </w:rPr>
+        <w:t xml:space="preserve">Check Ledger with at least 3 payments 3 </w:t>
+      </w:r>
+      <w:proofErr w:type="spellStart"/>
+      <w:proofErr w:type="gramStart"/>
+      <w:r>
+        <w:rPr>
+          <w:color w:val="EE0000"/>
+        </w:rPr>
+        <w:t>receivement</w:t>
+      </w:r>
+      <w:proofErr w:type="spellEnd"/>
+      <w:r>
+        <w:rPr>
+          <w:color w:val="EE0000"/>
+        </w:rPr>
+        <w:t xml:space="preserve">  2</w:t>
+      </w:r>
+      <w:proofErr w:type="gramEnd"/>
+      <w:r>
+        <w:rPr>
+          <w:color w:val="EE0000"/>
+        </w:rPr>
+        <w:t xml:space="preserve"> purchase with no payment one purchase with payment 2 selling with no payment one selling with payment</w:t>
+      </w:r>
+    </w:p>
+    <w:p>
+      <w:pPr>
+        <w:rPr>
+          <w:color w:val="EE0000"/>
+        </w:rPr>
+      </w:pPr>
+    </w:p>
+    <w:p>
+      <w:pPr>
+        <w:rPr>
+          <w:color w:val="EE0000"/>
+        </w:rPr>
+      </w:pPr>
+      <w:r>
+        <w:rPr>
+          <w:color w:val="EE0000"/>
+        </w:rPr>
+        <w:t>Bill Management &amp; Analytics</w:t>
+      </w:r>
+    </w:p>
+    <w:p>
+      <w:pPr>
+        <w:rPr>
+          <w:color w:val="EE0000"/>
+        </w:rPr>
+      </w:pPr>
+      <w:r>
+        <w:rPr>
+          <w:color w:val="EE0000"/>
+        </w:rPr>
+        <w:t>Should be refactored</w:t>
+      </w:r>
+    </w:p>
+    <w:p>
+      <w:pPr>
+        <w:rPr>
+          <w:color w:val="EE0000"/>
+        </w:rPr>
+      </w:pPr>
+    </w:p>
+    <w:p>
+      <w:pPr>
+        <w:rPr>
+          <w:color w:val="EE0000"/>
+        </w:rPr>
+      </w:pPr>
+    </w:p>
+    <w:p>
+      <w:pPr>
+        <w:rPr>
+          <w:color w:val="EE0000"/>
+        </w:rPr>
+      </w:pPr>
+    </w:p>
+    <w:p>
+      <w:pPr>
+        <w:rPr>
+          <w:color w:val="EE0000"/>
+        </w:rPr>
+      </w:pPr>
+      <w:r>
+        <w:rPr>
+          <w:color w:val="EE0000"/>
+        </w:rPr>
+        <w:t>Our Financial Parts:</w:t>
+      </w:r>
+    </w:p>
+    <w:p>
+      <w:pPr>
+        <w:rPr>
+          <w:color w:val="EE0000"/>
+        </w:rPr>
+      </w:pPr>
+      <w:r>
+        <w:rPr>
+          <w:color w:val="EE0000"/>
+        </w:rPr>
+        <w:t xml:space="preserve">we are new to the system. in these days we have summarized our hard copy bills etc. totally we have started business from 1000000 </w:t>
+      </w:r>
+      <w:proofErr w:type="spellStart"/>
+      <w:r>
+        <w:rPr>
+          <w:color w:val="EE0000"/>
+        </w:rPr>
+        <w:t>afg</w:t>
+      </w:r>
+      <w:proofErr w:type="spellEnd"/>
+      <w:r>
+        <w:rPr>
+          <w:color w:val="EE0000"/>
+        </w:rPr>
+        <w:t xml:space="preserve"> , now our hand cash asset is 200000 , 800000 our stock items ,400000 we have in our market upon </w:t>
+      </w:r>
+      <w:proofErr w:type="spellStart"/>
+      <w:r>
+        <w:rPr>
+          <w:color w:val="EE0000"/>
+        </w:rPr>
+        <w:t>opposit</w:t>
+      </w:r>
+      <w:proofErr w:type="spellEnd"/>
+      <w:r>
+        <w:rPr>
+          <w:color w:val="EE0000"/>
+        </w:rPr>
+        <w:t xml:space="preserve"> shops and individuals, 100000 we are debt so we should pay to people,,100000 our total super market we paid to owner of the super market, 200000 we have expensed in our life.</w:t>
+      </w:r>
+    </w:p>
+    <w:p>
+      <w:pPr>
+        <w:rPr>
+          <w:color w:val="EE0000"/>
+        </w:rPr>
+      </w:pPr>
     </w:p>
     <w:p/>
     <w:sectPr>
@@ -772,6 +1063,7 @@
   <w:style w:type="paragraph" w:default="1" w:styleId="Normal">
     <w:name w:val="Normal"/>
     <w:qFormat/>
+    <w:rsid w:val="00F3179B"/>
   </w:style>
   <w:style w:type="paragraph" w:styleId="Heading1">
     <w:name w:val="heading 1"/>
@@ -975,6 +1267,7 @@
   <w:style w:type="character" w:default="1" w:styleId="DefaultParagraphFont">
     <w:name w:val="Default Paragraph Font"/>
     <w:uiPriority w:val="1"/>
+    <w:semiHidden/>
     <w:unhideWhenUsed/>
   </w:style>
   <w:style w:type="table" w:default="1" w:styleId="TableNormal">
